--- a/manuscript/Table_1.docx
+++ b/manuscript/Table_1.docx
@@ -231,7 +231,7 @@
                 <w:b w:val="0"/>
                 <w:sz w:val="18"/>
               </w:rPr>
-              <w:t>240</w:t>
+              <w:t>215 (peak) / 185 (landfall)</w:t>
             </w:r>
           </w:p>
         </w:tc>
@@ -251,7 +251,7 @@
                 <w:b w:val="0"/>
                 <w:sz w:val="18"/>
               </w:rPr>
-              <w:t>Very Severe Cyclonic Storm (ESCS)</w:t>
+              <w:t>Extremely Severe Cyclonic Storm (ESCS)</w:t>
             </w:r>
           </w:p>
         </w:tc>
@@ -353,7 +353,7 @@
                 <w:b w:val="0"/>
                 <w:sz w:val="18"/>
               </w:rPr>
-              <w:t>185</w:t>
+              <w:t>240 (peak) / 155–165 (landfall)</w:t>
             </w:r>
           </w:p>
         </w:tc>
@@ -393,7 +393,7 @@
                 <w:b w:val="0"/>
                 <w:sz w:val="18"/>
               </w:rPr>
-              <w:t>Bhadrak / Balasore boundary</w:t>
+              <w:t>Bakkhali, West Bengal (Sundarbans)</w:t>
             </w:r>
           </w:p>
         </w:tc>
@@ -475,7 +475,7 @@
                 <w:b w:val="0"/>
                 <w:sz w:val="18"/>
               </w:rPr>
-              <w:t>155</w:t>
+              <w:t>140 (peak, gusting to 155)</w:t>
             </w:r>
           </w:p>
         </w:tc>
